--- a/portafolio-dev-2026/blocklabgd/v1.2/contrato/Anexo_A_Bloc_Digital_v4.docx
+++ b/portafolio-dev-2026/blocklabgd/v1.2/contrato/Anexo_A_Bloc_Digital_v4.docx
@@ -530,6 +530,108 @@
     <w:p>
       <w:pPr>
         <w:pStyle w:val="BodyText"/>
+        <w:numPr>
+          <w:ilvl w:val="0"/>
+          <w:numId w:val="2"/>
+        </w:numPr>
+        <w:tabs>
+          <w:tab w:val="clear" w:pos="1134"/>
+          <w:tab w:val="left" w:pos="709" w:leader="none"/>
+        </w:tabs>
+        <w:bidi w:val="0"/>
+        <w:ind w:hanging="283" w:start="709"/>
+        <w:rPr/>
+      </w:pPr>
+      <w:r>
+        <w:rPr>
+          <w:rStyle w:val="Strong"/>
+        </w:rPr>
+        <w:t>Características Adicionales (Resultantes de Revisiones de Maqueta):</w:t>
+      </w:r>
+    </w:p>
+    <w:p>
+      <w:pPr>
+        <w:pStyle w:val="BodyText"/>
+        <w:numPr>
+          <w:ilvl w:val="1"/>
+          <w:numId w:val="2"/>
+        </w:numPr>
+        <w:tabs>
+          <w:tab w:val="clear" w:pos="1134"/>
+          <w:tab w:val="left" w:pos="1418" w:leader="none"/>
+        </w:tabs>
+        <w:bidi w:val="0"/>
+        <w:spacing w:before="0" w:after="0"/>
+        <w:ind w:hanging="283" w:start="1418"/>
+        <w:rPr/>
+      </w:pPr>
+      <w:r>
+        <w:rPr>
+          <w:rStyle w:val="Strong"/>
+        </w:rPr>
+        <w:t>Fuente Única de Catálogo (SSOT):</w:t>
+      </w:r>
+      <w:r>
+        <w:rPr/>
+        <w:t xml:space="preserve"> Centralización del catálogo de estudios clínicos administrables en un solo lugar para alimentar de forma unificada tanto al Sitio Web como al Bloc Digital. </w:t>
+      </w:r>
+    </w:p>
+    <w:p>
+      <w:pPr>
+        <w:pStyle w:val="BodyText"/>
+        <w:numPr>
+          <w:ilvl w:val="1"/>
+          <w:numId w:val="2"/>
+        </w:numPr>
+        <w:tabs>
+          <w:tab w:val="clear" w:pos="1134"/>
+          <w:tab w:val="left" w:pos="1418" w:leader="none"/>
+        </w:tabs>
+        <w:bidi w:val="0"/>
+        <w:spacing w:before="0" w:after="0"/>
+        <w:ind w:hanging="283" w:start="1418"/>
+        <w:rPr/>
+      </w:pPr>
+      <w:r>
+        <w:rPr>
+          <w:rStyle w:val="Strong"/>
+        </w:rPr>
+        <w:t>Búsqueda Autocompletada:</w:t>
+      </w:r>
+      <w:r>
+        <w:rPr/>
+        <w:t xml:space="preserve"> En el formulario de Orden digital se tendrá la opción de búsqueda de estudio con input-text de autocompletado. </w:t>
+      </w:r>
+    </w:p>
+    <w:p>
+      <w:pPr>
+        <w:pStyle w:val="BodyText"/>
+        <w:numPr>
+          <w:ilvl w:val="1"/>
+          <w:numId w:val="2"/>
+        </w:numPr>
+        <w:tabs>
+          <w:tab w:val="clear" w:pos="1134"/>
+          <w:tab w:val="left" w:pos="1418" w:leader="none"/>
+        </w:tabs>
+        <w:bidi w:val="0"/>
+        <w:ind w:hanging="283" w:start="1418"/>
+        <w:rPr/>
+      </w:pPr>
+      <w:r>
+        <w:rPr>
+          <w:rStyle w:val="Strong"/>
+        </w:rPr>
+        <w:t>Catálogos ABC y Seguridad Ampliada:</w:t>
+      </w:r>
+      <w:r>
+        <w:rPr/>
+        <w:t xml:space="preserve"> ABC para catálogos de Universidades y Lugares de trabajo, además de Reseteo y cambio de contraseña directo por usuario y por Laesh Admin. </w:t>
+      </w:r>
+    </w:p>
+    <w:p>
+      <w:pPr>
+        <w:pStyle w:val="BodyText"/>
         <w:bidi w:val="0"/>
         <w:spacing w:before="0" w:after="283"/>
         <w:jc w:val="both"/>
@@ -704,7 +806,27 @@
       </w:r>
       <w:r>
         <w:rPr/>
-        <w:t xml:space="preserve"> para el desarrollo, despliegue en servidor de producción e inicio del Periodo de Estabilización.</w:t>
+        <w:t xml:space="preserve"> para el desarrollo, despliegue en servidor de producción e inicio del Periodo de Estabilización. La fecha de inicio es el </w:t>
+      </w:r>
+      <w:r>
+        <w:rPr>
+          <w:rStyle w:val="Strong"/>
+        </w:rPr>
+        <w:t>15 de Septiembre de 2026</w:t>
+      </w:r>
+      <w:r>
+        <w:rPr/>
+        <w:t xml:space="preserve"> y la fecha final proyectada es el </w:t>
+      </w:r>
+      <w:r>
+        <w:rPr>
+          <w:rStyle w:val="Strong"/>
+        </w:rPr>
+        <w:t>14 de Noviembre de 2026</w:t>
+      </w:r>
+      <w:r>
+        <w:rPr/>
+        <w:t>, con la precisión de que la fecha de terminación podría ser antes.</w:t>
       </w:r>
     </w:p>
     <w:p>
@@ -802,13 +924,13 @@
       </w:r>
       <w:r>
         <w:rPr/>
-        <w:t xml:space="preserve"> El costo total del desarrollo es de </w:t>
-      </w:r>
-      <w:r>
-        <w:rPr>
-          <w:rStyle w:val="Strong"/>
-        </w:rPr>
-        <w:t>$33,000.00 MXN (Netos)</w:t>
+        <w:t xml:space="preserve"> El costo base del desarrollo es de $33,000.00 MXN, sumado al importe de $3,000.00 MXN (Netos) correspondientes a las 3 características adicionales solicitadas en revisiones de maqueta, lo que da un total del proyecto de </w:t>
+      </w:r>
+      <w:r>
+        <w:rPr>
+          <w:rStyle w:val="Strong"/>
+        </w:rPr>
+        <w:t>$36,000.00 MXN (Netos)</w:t>
       </w:r>
       <w:r>
         <w:rPr/>
@@ -986,7 +1108,7 @@
             </w:pPr>
             <w:r>
               <w:rPr/>
-              <w:t>$13,200.00 MXN (Netos)</w:t>
+              <w:t>$14,400.00 MXN (Netos)</w:t>
             </w:r>
           </w:p>
         </w:tc>
@@ -1075,7 +1197,7 @@
             </w:pPr>
             <w:r>
               <w:rPr/>
-              <w:t>$19,800.00 MXN (Netos)</w:t>
+              <w:t>$21,600.00 MXN (Netos)</w:t>
             </w:r>
           </w:p>
         </w:tc>
@@ -1344,8 +1466,8 @@
     </w:lvl>
     <w:lvl w:ilvl="1">
       <w:start w:val="1"/>
-      <w:numFmt w:val="bullet"/>
-      <w:lvlText w:val=""/>
+      <w:numFmt w:val="decimal"/>
+      <w:lvlText w:val="%2."/>
       <w:lvlJc w:val="start"/>
       <w:pPr>
         <w:tabs>
@@ -1353,14 +1475,12 @@
         </w:tabs>
         <w:ind w:start="1418" w:hanging="283"/>
       </w:pPr>
-      <w:rPr>
-        <w:rFonts w:ascii="Symbol" w:hAnsi="Symbol" w:cs="Symbol" w:hint="default"/>
-      </w:rPr>
+      <w:rPr/>
     </w:lvl>
     <w:lvl w:ilvl="2">
       <w:start w:val="1"/>
-      <w:numFmt w:val="bullet"/>
-      <w:lvlText w:val=""/>
+      <w:numFmt w:val="decimal"/>
+      <w:lvlText w:val="%3."/>
       <w:lvlJc w:val="start"/>
       <w:pPr>
         <w:tabs>
@@ -1368,14 +1488,12 @@
         </w:tabs>
         <w:ind w:start="2127" w:hanging="283"/>
       </w:pPr>
-      <w:rPr>
-        <w:rFonts w:ascii="Symbol" w:hAnsi="Symbol" w:cs="Symbol" w:hint="default"/>
-      </w:rPr>
+      <w:rPr/>
     </w:lvl>
     <w:lvl w:ilvl="3">
       <w:start w:val="1"/>
-      <w:numFmt w:val="bullet"/>
-      <w:lvlText w:val=""/>
+      <w:numFmt w:val="decimal"/>
+      <w:lvlText w:val="%4."/>
       <w:lvlJc w:val="start"/>
       <w:pPr>
         <w:tabs>
@@ -1383,14 +1501,12 @@
         </w:tabs>
         <w:ind w:start="2836" w:hanging="283"/>
       </w:pPr>
-      <w:rPr>
-        <w:rFonts w:ascii="Symbol" w:hAnsi="Symbol" w:cs="Symbol" w:hint="default"/>
-      </w:rPr>
+      <w:rPr/>
     </w:lvl>
     <w:lvl w:ilvl="4">
       <w:start w:val="1"/>
-      <w:numFmt w:val="bullet"/>
-      <w:lvlText w:val=""/>
+      <w:numFmt w:val="decimal"/>
+      <w:lvlText w:val="%5."/>
       <w:lvlJc w:val="start"/>
       <w:pPr>
         <w:tabs>
@@ -1398,14 +1514,12 @@
         </w:tabs>
         <w:ind w:start="3545" w:hanging="283"/>
       </w:pPr>
-      <w:rPr>
-        <w:rFonts w:ascii="Symbol" w:hAnsi="Symbol" w:cs="Symbol" w:hint="default"/>
-      </w:rPr>
+      <w:rPr/>
     </w:lvl>
     <w:lvl w:ilvl="5">
       <w:start w:val="1"/>
-      <w:numFmt w:val="bullet"/>
-      <w:lvlText w:val=""/>
+      <w:numFmt w:val="decimal"/>
+      <w:lvlText w:val="%6."/>
       <w:lvlJc w:val="start"/>
       <w:pPr>
         <w:tabs>
@@ -1413,14 +1527,12 @@
         </w:tabs>
         <w:ind w:start="4254" w:hanging="283"/>
       </w:pPr>
-      <w:rPr>
-        <w:rFonts w:ascii="Symbol" w:hAnsi="Symbol" w:cs="Symbol" w:hint="default"/>
-      </w:rPr>
+      <w:rPr/>
     </w:lvl>
     <w:lvl w:ilvl="6">
       <w:start w:val="1"/>
-      <w:numFmt w:val="bullet"/>
-      <w:lvlText w:val=""/>
+      <w:numFmt w:val="decimal"/>
+      <w:lvlText w:val="%7."/>
       <w:lvlJc w:val="start"/>
       <w:pPr>
         <w:tabs>
@@ -1428,14 +1540,12 @@
         </w:tabs>
         <w:ind w:start="4963" w:hanging="283"/>
       </w:pPr>
-      <w:rPr>
-        <w:rFonts w:ascii="Symbol" w:hAnsi="Symbol" w:cs="Symbol" w:hint="default"/>
-      </w:rPr>
+      <w:rPr/>
     </w:lvl>
     <w:lvl w:ilvl="7">
       <w:start w:val="1"/>
-      <w:numFmt w:val="bullet"/>
-      <w:lvlText w:val=""/>
+      <w:numFmt w:val="decimal"/>
+      <w:lvlText w:val="%8."/>
       <w:lvlJc w:val="start"/>
       <w:pPr>
         <w:tabs>
@@ -1443,14 +1553,12 @@
         </w:tabs>
         <w:ind w:start="5672" w:hanging="283"/>
       </w:pPr>
-      <w:rPr>
-        <w:rFonts w:ascii="Symbol" w:hAnsi="Symbol" w:cs="Symbol" w:hint="default"/>
-      </w:rPr>
+      <w:rPr/>
     </w:lvl>
     <w:lvl w:ilvl="8">
       <w:start w:val="1"/>
-      <w:numFmt w:val="bullet"/>
-      <w:lvlText w:val=""/>
+      <w:numFmt w:val="decimal"/>
+      <w:lvlText w:val="%9."/>
       <w:lvlJc w:val="start"/>
       <w:pPr>
         <w:tabs>
@@ -1458,9 +1566,7 @@
         </w:tabs>
         <w:ind w:start="6381" w:hanging="283"/>
       </w:pPr>
-      <w:rPr>
-        <w:rFonts w:ascii="Symbol" w:hAnsi="Symbol" w:cs="Symbol" w:hint="default"/>
-      </w:rPr>
+      <w:rPr/>
     </w:lvl>
   </w:abstractNum>
   <w:abstractNum w:abstractNumId="3">
@@ -1919,6 +2025,11 @@
     <w:rPr>
       <w:rFonts w:ascii="OpenSymbol" w:hAnsi="OpenSymbol" w:eastAsia="OpenSymbol" w:cs="OpenSymbol"/>
     </w:rPr>
+  </w:style>
+  <w:style w:type="character" w:styleId="NumberingSymbols">
+    <w:name w:val="Numbering Symbols"/>
+    <w:qFormat/>
+    <w:rPr/>
   </w:style>
   <w:style w:type="character" w:styleId="FollowedHyperlink">
     <w:name w:val="FollowedHyperlink"/>

--- a/portafolio-dev-2026/blocklabgd/v1.2/contrato/Anexo_A_Bloc_Digital_v4.docx
+++ b/portafolio-dev-2026/blocklabgd/v1.2/contrato/Anexo_A_Bloc_Digital_v4.docx
@@ -6,7 +6,7 @@
       <w:pPr>
         <w:pStyle w:val="Heading1"/>
         <w:bidi w:val="0"/>
-        <w:spacing w:before="240" w:after="283"/>
+        <w:spacing w:before="240" w:after="120"/>
         <w:rPr/>
       </w:pPr>
       <w:r>
@@ -37,7 +37,7 @@
       <w:pPr>
         <w:pStyle w:val="BodyText"/>
         <w:bidi w:val="0"/>
-        <w:spacing w:before="0" w:after="283"/>
+        <w:spacing w:lineRule="auto" w:line="276" w:before="0" w:after="283"/>
         <w:jc w:val="both"/>
         <w:rPr/>
       </w:pPr>
@@ -50,7 +50,7 @@
       <w:pPr>
         <w:pStyle w:val="BodyText"/>
         <w:bidi w:val="0"/>
-        <w:spacing w:before="0" w:after="283"/>
+        <w:spacing w:lineRule="auto" w:line="276" w:before="0" w:after="283"/>
         <w:jc w:val="both"/>
         <w:rPr/>
       </w:pPr>
@@ -65,7 +65,7 @@
       <w:pPr>
         <w:pStyle w:val="BodyText"/>
         <w:bidi w:val="0"/>
-        <w:spacing w:before="0" w:after="283"/>
+        <w:spacing w:lineRule="auto" w:line="276" w:before="0" w:after="283"/>
         <w:jc w:val="both"/>
         <w:rPr/>
       </w:pPr>
@@ -88,7 +88,7 @@
       <w:pPr>
         <w:pStyle w:val="BodyText"/>
         <w:bidi w:val="0"/>
-        <w:spacing w:before="0" w:after="283"/>
+        <w:spacing w:lineRule="auto" w:line="276" w:before="0" w:after="283"/>
         <w:jc w:val="both"/>
         <w:rPr/>
       </w:pPr>
@@ -101,7 +101,7 @@
       <w:pPr>
         <w:pStyle w:val="BodyText"/>
         <w:bidi w:val="0"/>
-        <w:spacing w:before="0" w:after="283"/>
+        <w:spacing w:lineRule="auto" w:line="276" w:before="0" w:after="283"/>
         <w:jc w:val="both"/>
         <w:rPr/>
       </w:pPr>
@@ -633,7 +633,7 @@
       <w:pPr>
         <w:pStyle w:val="BodyText"/>
         <w:bidi w:val="0"/>
-        <w:spacing w:before="0" w:after="283"/>
+        <w:spacing w:lineRule="auto" w:line="276" w:before="0" w:after="283"/>
         <w:jc w:val="both"/>
         <w:rPr/>
       </w:pPr>
@@ -762,7 +762,7 @@
       <w:pPr>
         <w:pStyle w:val="BodyText"/>
         <w:bidi w:val="0"/>
-        <w:spacing w:before="0" w:after="283"/>
+        <w:spacing w:lineRule="auto" w:line="276" w:before="0" w:after="283"/>
         <w:jc w:val="both"/>
         <w:rPr/>
       </w:pPr>
@@ -802,7 +802,7 @@
         <w:rPr>
           <w:rStyle w:val="Strong"/>
         </w:rPr>
-        <w:t>2 meses (60 días naturales)</w:t>
+        <w:t>1 mes y medio (45 días naturales)</w:t>
       </w:r>
       <w:r>
         <w:rPr/>
@@ -822,7 +822,7 @@
         <w:rPr>
           <w:rStyle w:val="Strong"/>
         </w:rPr>
-        <w:t>14 de Noviembre de 2026</w:t>
+        <w:t>30 de Octubre de 2026</w:t>
       </w:r>
       <w:r>
         <w:rPr/>
@@ -939,7 +939,7 @@
     </w:p>
     <w:tbl>
       <w:tblPr>
-        <w:tblW w:w="9638" w:type="dxa"/>
+        <w:tblW w:w="9972" w:type="dxa"/>
         <w:jc w:val="start"/>
         <w:tblInd w:w="0" w:type="dxa"/>
         <w:tblLayout w:type="fixed"/>
@@ -951,10 +951,10 @@
         </w:tblCellMar>
       </w:tblPr>
       <w:tblGrid>
-        <w:gridCol w:w="2042"/>
+        <w:gridCol w:w="2089"/>
         <w:gridCol w:w="1380"/>
-        <w:gridCol w:w="2091"/>
-        <w:gridCol w:w="4125"/>
+        <w:gridCol w:w="2160"/>
+        <w:gridCol w:w="4343"/>
       </w:tblGrid>
       <w:tr>
         <w:trPr>
@@ -962,7 +962,7 @@
         </w:trPr>
         <w:tc>
           <w:tcPr>
-            <w:tcW w:w="2042" w:type="dxa"/>
+            <w:tcW w:w="2089" w:type="dxa"/>
             <w:tcBorders/>
             <w:vAlign w:val="center"/>
           </w:tcPr>
@@ -970,7 +970,6 @@
             <w:pPr>
               <w:pStyle w:val="TableHeading"/>
               <w:bidi w:val="0"/>
-              <w:spacing w:before="0" w:after="283"/>
               <w:ind w:hanging="0" w:start="0" w:end="0"/>
               <w:jc w:val="start"/>
               <w:rPr/>
@@ -991,7 +990,6 @@
             <w:pPr>
               <w:pStyle w:val="TableHeading"/>
               <w:bidi w:val="0"/>
-              <w:spacing w:before="0" w:after="283"/>
               <w:ind w:hanging="0" w:start="0" w:end="0"/>
               <w:jc w:val="center"/>
               <w:rPr/>
@@ -1004,7 +1002,7 @@
         </w:tc>
         <w:tc>
           <w:tcPr>
-            <w:tcW w:w="2091" w:type="dxa"/>
+            <w:tcW w:w="2160" w:type="dxa"/>
             <w:tcBorders/>
             <w:vAlign w:val="center"/>
           </w:tcPr>
@@ -1012,7 +1010,6 @@
             <w:pPr>
               <w:pStyle w:val="TableHeading"/>
               <w:bidi w:val="0"/>
-              <w:spacing w:before="0" w:after="283"/>
               <w:ind w:hanging="0" w:start="0" w:end="0"/>
               <w:jc w:val="start"/>
               <w:rPr/>
@@ -1025,7 +1022,7 @@
         </w:tc>
         <w:tc>
           <w:tcPr>
-            <w:tcW w:w="4125" w:type="dxa"/>
+            <w:tcW w:w="4343" w:type="dxa"/>
             <w:tcBorders/>
             <w:vAlign w:val="center"/>
           </w:tcPr>
@@ -1033,7 +1030,6 @@
             <w:pPr>
               <w:pStyle w:val="TableHeading"/>
               <w:bidi w:val="0"/>
-              <w:spacing w:before="0" w:after="283"/>
               <w:ind w:hanging="0" w:start="0" w:end="0"/>
               <w:jc w:val="start"/>
               <w:rPr/>
@@ -1049,7 +1045,7 @@
         <w:trPr/>
         <w:tc>
           <w:tcPr>
-            <w:tcW w:w="2042" w:type="dxa"/>
+            <w:tcW w:w="2089" w:type="dxa"/>
             <w:tcBorders/>
             <w:vAlign w:val="center"/>
           </w:tcPr>
@@ -1057,7 +1053,6 @@
             <w:pPr>
               <w:pStyle w:val="TableContents"/>
               <w:bidi w:val="0"/>
-              <w:spacing w:before="0" w:after="283"/>
               <w:ind w:hanging="0" w:start="0" w:end="0"/>
               <w:jc w:val="start"/>
               <w:rPr/>
@@ -1080,7 +1075,6 @@
             <w:pPr>
               <w:pStyle w:val="TableContents"/>
               <w:bidi w:val="0"/>
-              <w:spacing w:before="0" w:after="283"/>
               <w:ind w:hanging="0" w:start="0" w:end="0"/>
               <w:jc w:val="center"/>
               <w:rPr/>
@@ -1093,7 +1087,7 @@
         </w:tc>
         <w:tc>
           <w:tcPr>
-            <w:tcW w:w="2091" w:type="dxa"/>
+            <w:tcW w:w="2160" w:type="dxa"/>
             <w:tcBorders/>
             <w:vAlign w:val="center"/>
           </w:tcPr>
@@ -1101,7 +1095,6 @@
             <w:pPr>
               <w:pStyle w:val="TableContents"/>
               <w:bidi w:val="0"/>
-              <w:spacing w:before="0" w:after="283"/>
               <w:ind w:hanging="0" w:start="0" w:end="0"/>
               <w:jc w:val="start"/>
               <w:rPr/>
@@ -1114,7 +1107,7 @@
         </w:tc>
         <w:tc>
           <w:tcPr>
-            <w:tcW w:w="4125" w:type="dxa"/>
+            <w:tcW w:w="4343" w:type="dxa"/>
             <w:tcBorders/>
             <w:vAlign w:val="center"/>
           </w:tcPr>
@@ -1122,7 +1115,6 @@
             <w:pPr>
               <w:pStyle w:val="TableContents"/>
               <w:bidi w:val="0"/>
-              <w:spacing w:before="0" w:after="283"/>
               <w:ind w:hanging="0" w:start="0" w:end="0"/>
               <w:jc w:val="start"/>
               <w:rPr/>
@@ -1138,7 +1130,7 @@
         <w:trPr/>
         <w:tc>
           <w:tcPr>
-            <w:tcW w:w="2042" w:type="dxa"/>
+            <w:tcW w:w="2089" w:type="dxa"/>
             <w:tcBorders/>
             <w:vAlign w:val="center"/>
           </w:tcPr>
@@ -1146,7 +1138,6 @@
             <w:pPr>
               <w:pStyle w:val="TableContents"/>
               <w:bidi w:val="0"/>
-              <w:spacing w:before="0" w:after="283"/>
               <w:ind w:hanging="0" w:start="0" w:end="0"/>
               <w:jc w:val="start"/>
               <w:rPr/>
@@ -1169,7 +1160,6 @@
             <w:pPr>
               <w:pStyle w:val="TableContents"/>
               <w:bidi w:val="0"/>
-              <w:spacing w:before="0" w:after="283"/>
               <w:ind w:hanging="0" w:start="0" w:end="0"/>
               <w:jc w:val="center"/>
               <w:rPr/>
@@ -1182,7 +1172,7 @@
         </w:tc>
         <w:tc>
           <w:tcPr>
-            <w:tcW w:w="2091" w:type="dxa"/>
+            <w:tcW w:w="2160" w:type="dxa"/>
             <w:tcBorders/>
             <w:vAlign w:val="center"/>
           </w:tcPr>
@@ -1190,7 +1180,6 @@
             <w:pPr>
               <w:pStyle w:val="TableContents"/>
               <w:bidi w:val="0"/>
-              <w:spacing w:before="0" w:after="283"/>
               <w:ind w:hanging="0" w:start="0" w:end="0"/>
               <w:jc w:val="start"/>
               <w:rPr/>
@@ -1203,7 +1192,7 @@
         </w:tc>
         <w:tc>
           <w:tcPr>
-            <w:tcW w:w="4125" w:type="dxa"/>
+            <w:tcW w:w="4343" w:type="dxa"/>
             <w:tcBorders/>
             <w:vAlign w:val="center"/>
           </w:tcPr>
@@ -1211,7 +1200,6 @@
             <w:pPr>
               <w:pStyle w:val="TableContents"/>
               <w:bidi w:val="0"/>
-              <w:spacing w:before="0" w:after="283"/>
               <w:jc w:val="start"/>
               <w:rPr/>
             </w:pPr>
@@ -1227,7 +1215,7 @@
       <w:pPr>
         <w:pStyle w:val="BodyText"/>
         <w:bidi w:val="0"/>
-        <w:spacing w:before="0" w:after="283"/>
+        <w:spacing w:lineRule="auto" w:line="276" w:before="0" w:after="283"/>
         <w:jc w:val="both"/>
         <w:rPr/>
       </w:pPr>
@@ -1238,6 +1226,7 @@
     <w:p>
       <w:pPr>
         <w:pStyle w:val="HorizontalLine"/>
+        <w:suppressLineNumbers/>
         <w:pBdr>
           <w:bottom w:val="double" w:sz="2" w:space="0" w:color="808080"/>
         </w:pBdr>
@@ -1254,7 +1243,7 @@
       <w:pPr>
         <w:pStyle w:val="BodyText"/>
         <w:bidi w:val="0"/>
-        <w:spacing w:before="0" w:after="283"/>
+        <w:spacing w:lineRule="auto" w:line="276" w:before="0" w:after="283"/>
         <w:jc w:val="both"/>
         <w:rPr/>
       </w:pPr>
@@ -1272,6 +1261,7 @@
     <w:p>
       <w:pPr>
         <w:pStyle w:val="HorizontalLine"/>
+        <w:suppressLineNumbers/>
         <w:pBdr>
           <w:bottom w:val="double" w:sz="2" w:space="0" w:color="808080"/>
         </w:pBdr>
@@ -1288,7 +1278,7 @@
       <w:pPr>
         <w:pStyle w:val="BodyText"/>
         <w:bidi w:val="0"/>
-        <w:spacing w:before="0" w:after="283"/>
+        <w:spacing w:lineRule="auto" w:line="276" w:before="0" w:after="283"/>
         <w:jc w:val="both"/>
         <w:rPr/>
       </w:pPr>
@@ -1316,7 +1306,7 @@
     </w:p>
     <w:sectPr>
       <w:type w:val="nextPage"/>
-      <w:pgSz w:w="11906" w:h="16838"/>
+      <w:pgSz w:w="12240" w:h="15840"/>
       <w:pgMar w:left="1134" w:right="1134" w:gutter="0" w:header="0" w:top="907" w:footer="0" w:bottom="907"/>
       <w:pgNumType w:fmt="decimal"/>
       <w:formProt w:val="false"/>
@@ -1900,12 +1890,19 @@
     <w:next w:val="BodyText"/>
     <w:qFormat/>
     <w:pPr>
+      <w:numPr>
+        <w:ilvl w:val="0"/>
+        <w:numId w:val="0"/>
+      </w:numPr>
       <w:pBdr>
         <w:bottom w:val="single" w:sz="12" w:space="4" w:color="0D9488"/>
       </w:pBdr>
+      <w:spacing w:before="240" w:after="120"/>
       <w:jc w:val="center"/>
+      <w:outlineLvl w:val="0"/>
     </w:pPr>
     <w:rPr>
+      <w:rFonts w:ascii="Liberation Serif" w:hAnsi="Liberation Serif" w:eastAsia="Noto Serif CJK SC" w:cs="Lohit Devanagari"/>
       <w:b/>
       <w:bCs/>
       <w:color w:val="0F766E"/>
@@ -1962,38 +1959,6 @@
       <w:szCs w:val="28"/>
     </w:rPr>
   </w:style>
-  <w:style w:type="character" w:styleId="EndnoteReference">
-    <w:name w:val="endnote reference"/>
-    <w:rPr>
-      <w:vertAlign w:val="superscript"/>
-    </w:rPr>
-  </w:style>
-  <w:style w:type="character" w:styleId="FootnoteReference">
-    <w:name w:val="footnote reference"/>
-    <w:rPr>
-      <w:vertAlign w:val="superscript"/>
-    </w:rPr>
-  </w:style>
-  <w:style w:type="character" w:styleId="EndnoteCharacters">
-    <w:name w:val="Endnote Characters"/>
-    <w:qFormat/>
-    <w:rPr/>
-  </w:style>
-  <w:style w:type="character" w:styleId="FootnoteCharacters">
-    <w:name w:val="Footnote Characters"/>
-    <w:qFormat/>
-    <w:rPr/>
-  </w:style>
-  <w:style w:type="character" w:styleId="Hyperlink">
-    <w:name w:val="Hyperlink"/>
-    <w:rPr>
-      <w:strike w:val="false"/>
-      <w:dstrike w:val="false"/>
-      <w:color w:val="0D9488"/>
-      <w:u w:val="none"/>
-      <w:effect w:val="none"/>
-    </w:rPr>
-  </w:style>
   <w:style w:type="character" w:styleId="Emphasis">
     <w:name w:val="Emphasis"/>
     <w:qFormat/>
@@ -2031,6 +1996,16 @@
     <w:qFormat/>
     <w:rPr/>
   </w:style>
+  <w:style w:type="character" w:styleId="Hyperlink">
+    <w:name w:val="Hyperlink"/>
+    <w:rPr>
+      <w:strike w:val="false"/>
+      <w:dstrike w:val="false"/>
+      <w:color w:val="0D9488"/>
+      <w:u w:val="none"/>
+      <w:effect w:val="none"/>
+    </w:rPr>
+  </w:style>
   <w:style w:type="character" w:styleId="FollowedHyperlink">
     <w:name w:val="FollowedHyperlink"/>
     <w:rPr>
@@ -2041,44 +2016,12 @@
       <w:effect w:val="none"/>
     </w:rPr>
   </w:style>
-  <w:style w:type="paragraph" w:styleId="HorizontalLine">
-    <w:name w:val="Horizontal Line"/>
-    <w:basedOn w:val="Normal"/>
-    <w:next w:val="BodyText"/>
-    <w:qFormat/>
-    <w:pPr>
-      <w:pBdr>
-        <w:bottom w:val="double" w:sz="2" w:space="0" w:color="808080"/>
-      </w:pBdr>
-      <w:spacing w:before="0" w:after="283"/>
-    </w:pPr>
-    <w:rPr>
-      <w:sz w:val="12"/>
-    </w:rPr>
-  </w:style>
   <w:style w:type="paragraph" w:styleId="BodyText">
     <w:name w:val="Body Text"/>
     <w:basedOn w:val="Normal"/>
     <w:pPr>
-      <w:spacing w:before="0" w:after="283"/>
+      <w:spacing w:lineRule="auto" w:line="276" w:before="0" w:after="283"/>
       <w:jc w:val="both"/>
-    </w:pPr>
-    <w:rPr/>
-  </w:style>
-  <w:style w:type="paragraph" w:styleId="EnvelopeReturn">
-    <w:name w:val="envelope return"/>
-    <w:basedOn w:val="Normal"/>
-    <w:pPr/>
-    <w:rPr>
-      <w:i/>
-    </w:rPr>
-  </w:style>
-  <w:style w:type="paragraph" w:styleId="TableContents">
-    <w:name w:val="Table Contents"/>
-    <w:basedOn w:val="BodyText"/>
-    <w:qFormat/>
-    <w:pPr>
-      <w:jc w:val="start"/>
     </w:pPr>
     <w:rPr/>
   </w:style>
@@ -2092,18 +2035,15 @@
       <w:spacing w:before="240" w:after="283"/>
     </w:pPr>
     <w:rPr>
-      <w:rFonts w:ascii="Liberation Sans" w:hAnsi="Liberation Sans"/>
+      <w:rFonts w:ascii="Liberation Sans" w:hAnsi="Liberation Sans" w:eastAsia="Noto Sans CJK SC" w:cs="Lohit Devanagari"/>
       <w:sz w:val="28"/>
       <w:szCs w:val="28"/>
     </w:rPr>
   </w:style>
-  <w:style w:type="paragraph" w:styleId="Index">
-    <w:name w:val="Index"/>
-    <w:basedOn w:val="Normal"/>
-    <w:qFormat/>
-    <w:pPr>
-      <w:suppressLineNumbers/>
-    </w:pPr>
+  <w:style w:type="paragraph" w:styleId="List">
+    <w:name w:val="List"/>
+    <w:basedOn w:val="BodyText"/>
+    <w:pPr/>
     <w:rPr>
       <w:rFonts w:cs="Lohit Devanagari"/>
     </w:rPr>
@@ -2124,10 +2064,13 @@
       <w:szCs w:val="24"/>
     </w:rPr>
   </w:style>
-  <w:style w:type="paragraph" w:styleId="List">
-    <w:name w:val="List"/>
-    <w:basedOn w:val="BodyText"/>
-    <w:pPr/>
+  <w:style w:type="paragraph" w:styleId="Index">
+    <w:name w:val="Index"/>
+    <w:basedOn w:val="Normal"/>
+    <w:qFormat/>
+    <w:pPr>
+      <w:suppressLineNumbers/>
+    </w:pPr>
     <w:rPr>
       <w:rFonts w:cs="Lohit Devanagari"/>
     </w:rPr>
@@ -2145,6 +2088,17 @@
     </w:pPr>
     <w:rPr/>
   </w:style>
+  <w:style w:type="paragraph" w:styleId="TableContents">
+    <w:name w:val="Table Contents"/>
+    <w:basedOn w:val="Normal"/>
+    <w:qFormat/>
+    <w:pPr>
+      <w:widowControl w:val="false"/>
+      <w:suppressLineNumbers/>
+      <w:jc w:val="start"/>
+    </w:pPr>
+    <w:rPr/>
+  </w:style>
   <w:style w:type="paragraph" w:styleId="TableHeading">
     <w:name w:val="Table Heading"/>
     <w:basedOn w:val="TableContents"/>
@@ -2157,6 +2111,23 @@
       <w:b/>
       <w:bCs/>
       <w:color w:val="115E59"/>
+    </w:rPr>
+  </w:style>
+  <w:style w:type="paragraph" w:styleId="HorizontalLine">
+    <w:name w:val="Horizontal Line"/>
+    <w:basedOn w:val="Normal"/>
+    <w:next w:val="BodyText"/>
+    <w:qFormat/>
+    <w:pPr>
+      <w:suppressLineNumbers/>
+      <w:pBdr>
+        <w:bottom w:val="double" w:sz="2" w:space="0" w:color="808080"/>
+      </w:pBdr>
+      <w:spacing w:before="0" w:after="283"/>
+    </w:pPr>
+    <w:rPr>
+      <w:sz w:val="12"/>
+      <w:szCs w:val="12"/>
     </w:rPr>
   </w:style>
 </w:styles>
